--- a/mps-nivel-c/oficial/04_registros/AASP_Automacao-Governanca/PCP-AASPGOV01-001_Documento-de-Design.docx
+++ b/mps-nivel-c/oficial/04_registros/AASP_Automacao-Governanca/PCP-AASPGOV01-001_Documento-de-Design.docx
@@ -34,7 +34,7 @@
           <w:color w:val="555555"/>
           <w:sz w:val="20"/>
         </w:rPr>
-        <w:t>PCP-AASPGOV01-001   ·   Versão 1.0   ·   02/06/2026   ·   Timeware Brasil</w:t>
+        <w:t>PCP-AASPGOV01-001   ·   Versão 1.3   ·   15/06/2026   ·   Timeware Brasil</w:t>
       </w:r>
     </w:p>
     <w:p>
@@ -282,7 +282,7 @@
                 <w:i w:val="0"/>
                 <w:sz w:val="20"/>
               </w:rPr>
-              <w:t>1.0</w:t>
+              <w:t>1.3</w:t>
             </w:r>
           </w:p>
         </w:tc>
@@ -338,7 +338,7 @@
                 <w:i w:val="0"/>
                 <w:sz w:val="20"/>
               </w:rPr>
-              <w:t>02/06/2026</w:t>
+              <w:t>15/06/2026</w:t>
             </w:r>
           </w:p>
         </w:tc>
@@ -394,7 +394,7 @@
                 <w:i w:val="0"/>
                 <w:sz w:val="20"/>
               </w:rPr>
-              <w:t>Cezar Hiraki (Arquiteto / Tech Lead)</w:t>
+              <w:t>Cezar Hiraki (Tech Lead / DevOps / Arquiteto)</w:t>
             </w:r>
           </w:p>
         </w:tc>
@@ -5410,7 +5410,7 @@
                 <w:i w:val="0"/>
                 <w:sz w:val="20"/>
               </w:rPr>
-              <w:t>Cezar Hiraki (Tech Lead / Arquiteto)</w:t>
+              <w:t>Cezar Hiraki (Tech Lead / DevOps / Arquiteto)</w:t>
             </w:r>
           </w:p>
         </w:tc>
@@ -5517,7 +5517,7 @@
                 <w:i w:val="0"/>
                 <w:sz w:val="20"/>
               </w:rPr>
-              <w:t>Cezar Hiraki + Raony Chagas</w:t>
+              <w:t>Cezar Hiraki + Henry Komatsu</w:t>
             </w:r>
           </w:p>
         </w:tc>
@@ -5769,7 +5769,7 @@
                 <w:i w:val="0"/>
                 <w:sz w:val="20"/>
               </w:rPr>
-              <w:t>Cezar Hiraki + Raony Chagas</w:t>
+              <w:t>Cezar Hiraki + Henry Komatsu</w:t>
             </w:r>
           </w:p>
         </w:tc>
@@ -5969,7 +5969,7 @@
           <w:i w:val="0"/>
           <w:sz w:val="22"/>
         </w:rPr>
-        <w:t xml:space="preserve">O design da solução foi avaliado e formalmente aprovado pelo Tech Lead / Arquiteto </w:t>
+        <w:t xml:space="preserve">O design da solução foi avaliado e formalmente aprovado pelo Tech Lead / DevOps / Arquiteto </w:t>
       </w:r>
       <w:r>
         <w:rPr>
@@ -6255,6 +6255,324 @@
           </w:p>
         </w:tc>
       </w:tr>
+      <w:tr>
+        <w:trPr>
+          <w:cantSplit w:val="1"/>
+        </w:trPr>
+        <w:tc>
+          <w:tcPr>
+            <w:tcW w:type="dxa" w:w="2225"/>
+            <w:tcMar>
+              <w:top w:w="60" w:type="dxa"/>
+              <w:bottom w:w="60" w:type="dxa"/>
+              <w:left w:w="100" w:type="dxa"/>
+              <w:right w:w="100" w:type="dxa"/>
+            </w:tcMar>
+            <w:shd w:val="clear" w:color="auto" w:fill="F0F4F8"/>
+          </w:tcPr>
+          <w:p>
+            <w:pPr>
+              <w:spacing w:before="40" w:after="40"/>
+            </w:pPr>
+            <w:r>
+              <w:rPr>
+                <w:rFonts w:ascii="Calibri" w:hAnsi="Calibri"/>
+                <w:b/>
+                <w:i w:val="0"/>
+                <w:sz w:val="20"/>
+              </w:rPr>
+              <w:t>1.1</w:t>
+            </w:r>
+          </w:p>
+        </w:tc>
+        <w:tc>
+          <w:tcPr>
+            <w:tcW w:type="dxa" w:w="2225"/>
+            <w:tcMar>
+              <w:top w:w="60" w:type="dxa"/>
+              <w:bottom w:w="60" w:type="dxa"/>
+              <w:left w:w="100" w:type="dxa"/>
+              <w:right w:w="100" w:type="dxa"/>
+            </w:tcMar>
+          </w:tcPr>
+          <w:p>
+            <w:pPr>
+              <w:spacing w:before="40" w:after="40"/>
+            </w:pPr>
+            <w:r>
+              <w:rPr>
+                <w:rFonts w:ascii="Calibri" w:hAnsi="Calibri"/>
+                <w:b w:val="0"/>
+                <w:i w:val="0"/>
+                <w:sz w:val="20"/>
+              </w:rPr>
+              <w:t>15/06/2026</w:t>
+            </w:r>
+          </w:p>
+        </w:tc>
+        <w:tc>
+          <w:tcPr>
+            <w:tcW w:type="dxa" w:w="2225"/>
+            <w:tcMar>
+              <w:top w:w="60" w:type="dxa"/>
+              <w:bottom w:w="60" w:type="dxa"/>
+              <w:left w:w="100" w:type="dxa"/>
+              <w:right w:w="100" w:type="dxa"/>
+            </w:tcMar>
+          </w:tcPr>
+          <w:p>
+            <w:pPr>
+              <w:spacing w:before="40" w:after="40"/>
+            </w:pPr>
+            <w:r>
+              <w:rPr>
+                <w:rFonts w:ascii="Calibri" w:hAnsi="Calibri"/>
+                <w:b w:val="0"/>
+                <w:i w:val="0"/>
+                <w:sz w:val="20"/>
+              </w:rPr>
+              <w:t>Time de Melhoria Contínua</w:t>
+            </w:r>
+          </w:p>
+        </w:tc>
+        <w:tc>
+          <w:tcPr>
+            <w:tcW w:type="dxa" w:w="2225"/>
+            <w:tcMar>
+              <w:top w:w="60" w:type="dxa"/>
+              <w:bottom w:w="60" w:type="dxa"/>
+              <w:left w:w="100" w:type="dxa"/>
+              <w:right w:w="100" w:type="dxa"/>
+            </w:tcMar>
+          </w:tcPr>
+          <w:p>
+            <w:pPr>
+              <w:spacing w:before="40" w:after="40"/>
+            </w:pPr>
+            <w:r>
+              <w:rPr>
+                <w:rFonts w:ascii="Calibri" w:hAnsi="Calibri"/>
+                <w:b w:val="0"/>
+                <w:i w:val="0"/>
+                <w:sz w:val="20"/>
+              </w:rPr>
+              <w:t>Avaliadores atualizados na tabela de avaliação do design: Henry Komatsu substituiu Raony Chagas.</w:t>
+            </w:r>
+          </w:p>
+        </w:tc>
+      </w:tr>
+      <w:tr>
+        <w:trPr>
+          <w:cantSplit w:val="1"/>
+        </w:trPr>
+        <w:tc>
+          <w:tcPr>
+            <w:tcW w:type="dxa" w:w="2225"/>
+            <w:tcMar>
+              <w:top w:w="60" w:type="dxa"/>
+              <w:bottom w:w="60" w:type="dxa"/>
+              <w:left w:w="100" w:type="dxa"/>
+              <w:right w:w="100" w:type="dxa"/>
+            </w:tcMar>
+            <w:shd w:val="clear" w:color="auto" w:fill="F0F4F8"/>
+          </w:tcPr>
+          <w:p>
+            <w:pPr>
+              <w:spacing w:before="40" w:after="40"/>
+            </w:pPr>
+            <w:r>
+              <w:rPr>
+                <w:rFonts w:ascii="Calibri" w:hAnsi="Calibri"/>
+                <w:b/>
+                <w:i w:val="0"/>
+                <w:sz w:val="20"/>
+              </w:rPr>
+              <w:t>1.2</w:t>
+            </w:r>
+          </w:p>
+        </w:tc>
+        <w:tc>
+          <w:tcPr>
+            <w:tcW w:type="dxa" w:w="2225"/>
+            <w:tcMar>
+              <w:top w:w="60" w:type="dxa"/>
+              <w:bottom w:w="60" w:type="dxa"/>
+              <w:left w:w="100" w:type="dxa"/>
+              <w:right w:w="100" w:type="dxa"/>
+            </w:tcMar>
+          </w:tcPr>
+          <w:p>
+            <w:pPr>
+              <w:spacing w:before="40" w:after="40"/>
+            </w:pPr>
+            <w:r>
+              <w:rPr>
+                <w:rFonts w:ascii="Calibri" w:hAnsi="Calibri"/>
+                <w:b w:val="0"/>
+                <w:i w:val="0"/>
+                <w:sz w:val="20"/>
+              </w:rPr>
+              <w:t>15/06/2026</w:t>
+            </w:r>
+          </w:p>
+        </w:tc>
+        <w:tc>
+          <w:tcPr>
+            <w:tcW w:type="dxa" w:w="2225"/>
+            <w:tcMar>
+              <w:top w:w="60" w:type="dxa"/>
+              <w:bottom w:w="60" w:type="dxa"/>
+              <w:left w:w="100" w:type="dxa"/>
+              <w:right w:w="100" w:type="dxa"/>
+            </w:tcMar>
+          </w:tcPr>
+          <w:p>
+            <w:pPr>
+              <w:spacing w:before="40" w:after="40"/>
+            </w:pPr>
+            <w:r>
+              <w:rPr>
+                <w:rFonts w:ascii="Calibri" w:hAnsi="Calibri"/>
+                <w:b w:val="0"/>
+                <w:i w:val="0"/>
+                <w:sz w:val="20"/>
+              </w:rPr>
+              <w:t>Time de Melhoria Contínua</w:t>
+            </w:r>
+          </w:p>
+        </w:tc>
+        <w:tc>
+          <w:tcPr>
+            <w:tcW w:type="dxa" w:w="2225"/>
+            <w:tcMar>
+              <w:top w:w="60" w:type="dxa"/>
+              <w:bottom w:w="60" w:type="dxa"/>
+              <w:left w:w="100" w:type="dxa"/>
+              <w:right w:w="100" w:type="dxa"/>
+            </w:tcMar>
+          </w:tcPr>
+          <w:p>
+            <w:pPr>
+              <w:spacing w:before="40" w:after="40"/>
+            </w:pPr>
+            <w:r>
+              <w:rPr>
+                <w:rFonts w:ascii="Calibri" w:hAnsi="Calibri"/>
+                <w:b w:val="0"/>
+                <w:i w:val="0"/>
+                <w:sz w:val="20"/>
+              </w:rPr>
+              <w:t>Versão do cabeçalho corrigida para 1.2; papel de Cezar Hiraki atualizado para Tech Lead / DevOps / Arquiteto; Jonathan Alves (QA) corrigido de grafia anterior.</w:t>
+            </w:r>
+          </w:p>
+        </w:tc>
+      </w:tr>
+      <w:tr>
+        <w:trPr>
+          <w:cantSplit w:val="1"/>
+        </w:trPr>
+        <w:tc>
+          <w:tcPr>
+            <w:tcW w:type="dxa" w:w="2225"/>
+            <w:tcMar>
+              <w:top w:w="60" w:type="dxa"/>
+              <w:bottom w:w="60" w:type="dxa"/>
+              <w:left w:w="100" w:type="dxa"/>
+              <w:right w:w="100" w:type="dxa"/>
+            </w:tcMar>
+            <w:shd w:val="clear" w:color="auto" w:fill="F0F4F8"/>
+          </w:tcPr>
+          <w:p>
+            <w:pPr>
+              <w:spacing w:before="40" w:after="40"/>
+            </w:pPr>
+            <w:r>
+              <w:rPr>
+                <w:rFonts w:ascii="Calibri" w:hAnsi="Calibri"/>
+                <w:b/>
+                <w:i w:val="0"/>
+                <w:sz w:val="20"/>
+              </w:rPr>
+              <w:t>1.3</w:t>
+            </w:r>
+          </w:p>
+        </w:tc>
+        <w:tc>
+          <w:tcPr>
+            <w:tcW w:type="dxa" w:w="2225"/>
+            <w:tcMar>
+              <w:top w:w="60" w:type="dxa"/>
+              <w:bottom w:w="60" w:type="dxa"/>
+              <w:left w:w="100" w:type="dxa"/>
+              <w:right w:w="100" w:type="dxa"/>
+            </w:tcMar>
+          </w:tcPr>
+          <w:p>
+            <w:pPr>
+              <w:spacing w:before="40" w:after="40"/>
+            </w:pPr>
+            <w:r>
+              <w:rPr>
+                <w:rFonts w:ascii="Calibri" w:hAnsi="Calibri"/>
+                <w:b w:val="0"/>
+                <w:i w:val="0"/>
+                <w:sz w:val="20"/>
+              </w:rPr>
+              <w:t>16/06/2026</w:t>
+            </w:r>
+          </w:p>
+        </w:tc>
+        <w:tc>
+          <w:tcPr>
+            <w:tcW w:type="dxa" w:w="2225"/>
+            <w:tcMar>
+              <w:top w:w="60" w:type="dxa"/>
+              <w:bottom w:w="60" w:type="dxa"/>
+              <w:left w:w="100" w:type="dxa"/>
+              <w:right w:w="100" w:type="dxa"/>
+            </w:tcMar>
+          </w:tcPr>
+          <w:p>
+            <w:pPr>
+              <w:spacing w:before="40" w:after="40"/>
+            </w:pPr>
+            <w:r>
+              <w:rPr>
+                <w:rFonts w:ascii="Calibri" w:hAnsi="Calibri"/>
+                <w:b w:val="0"/>
+                <w:i w:val="0"/>
+                <w:sz w:val="20"/>
+              </w:rPr>
+              <w:t>Time de Melhoria Contínua</w:t>
+            </w:r>
+          </w:p>
+        </w:tc>
+        <w:tc>
+          <w:tcPr>
+            <w:tcW w:type="dxa" w:w="2225"/>
+            <w:tcMar>
+              <w:top w:w="60" w:type="dxa"/>
+              <w:bottom w:w="60" w:type="dxa"/>
+              <w:left w:w="100" w:type="dxa"/>
+              <w:right w:w="100" w:type="dxa"/>
+            </w:tcMar>
+          </w:tcPr>
+          <w:p>
+            <w:pPr>
+              <w:spacing w:before="40" w:after="40"/>
+            </w:pPr>
+            <w:r>
+              <w:rPr>
+                <w:rFonts w:ascii="Calibri" w:hAnsi="Calibri"/>
+                <w:b w:val="0"/>
+                <w:i w:val="0"/>
+                <w:sz w:val="20"/>
+              </w:rPr>
+              <w:t>Reconciliação: nome padronizado (AASP_Automacao-Governanca); sobrenomes (Henry Komatsu, Felipe Siqueira, Jonathan Alves).</w:t>
+            </w:r>
+          </w:p>
+        </w:tc>
+      </w:tr>
     </w:tbl>
     <w:p>
       <w:pPr>
@@ -6295,7 +6613,7 @@
         <w:color w:val="555555"/>
         <w:sz w:val="16"/>
       </w:rPr>
-      <w:t>v1.0  ·  02/06/2026</w:t>
+      <w:t>v1.3  ·  15/06/2026</w:t>
     </w:r>
     <w:r>
       <w:tab/>
@@ -6357,7 +6675,7 @@
         <w:color w:val="555555"/>
         <w:sz w:val="16"/>
       </w:rPr>
-      <w:t>v1.0  ·  02/06/2026</w:t>
+      <w:t>v1.3  ·  15/06/2026</w:t>
     </w:r>
     <w:r>
       <w:tab/>
